--- a/downloads/teacher/04 Units/Unit 02 - Individual Growth and Life Readiness - Me, My Goals, My Money/Lesson 02.07 - Needs vs Wants Showdown.docx
+++ b/downloads/teacher/04 Units/Unit 02 - Individual Growth and Life Readiness - Me, My Goals, My Money/Lesson 02.07 - Needs vs Wants Showdown.docx
@@ -226,11 +226,17 @@
       <w:r>
         <w:t xml:space="preserve">By the end of this lesson, students will be able to:</w:t>
       </w:r>
-      <w:r>
-        <w:t xml:space="preserve"> </w:t>
-      </w:r>
-      <w:r>
-        <w:t xml:space="preserve">1. (Low) Given 30 item cards, sort each one as a need, a want, or gray zone, and state the test used (</w:t>
+    </w:p>
+    <w:p>
+      <w:pPr>
+        <w:numPr>
+          <w:ilvl w:val="0"/>
+          <w:numId w:val="1002"/>
+        </w:numPr>
+        <w:pStyle w:val="Compact"/>
+      </w:pPr>
+      <w:r>
+        <w:t xml:space="preserve">(Low) Given 30 item cards, sort each one as a need, a want, or gray zone, and state the test used (</w:t>
       </w:r>
       <w:r>
         <w:t xml:space="preserve">“</w:t>
@@ -244,17 +250,29 @@
       <w:r>
         <w:t xml:space="preserve">).</w:t>
       </w:r>
-      <w:r>
-        <w:t xml:space="preserve"> </w:t>
-      </w:r>
-      <w:r>
-        <w:t xml:space="preserve">2. (Mid) For at least three gray zone items, explain what would move each one to need or to want, using one of the values from Lesson 2.1.</w:t>
-      </w:r>
-      <w:r>
-        <w:t xml:space="preserve"> </w:t>
-      </w:r>
-      <w:r>
-        <w:t xml:space="preserve">3. (High) With $100 and a price list, decide what to buy, what to skip, and what to save, and justify the plan in three sentences that name a need, a want, and a value.</w:t>
+    </w:p>
+    <w:p>
+      <w:pPr>
+        <w:numPr>
+          <w:ilvl w:val="0"/>
+          <w:numId w:val="1002"/>
+        </w:numPr>
+        <w:pStyle w:val="Compact"/>
+      </w:pPr>
+      <w:r>
+        <w:t xml:space="preserve">(Mid) For at least three gray zone items, explain what would move each one to need or to want, using one of the values from Lesson 2.1.</w:t>
+      </w:r>
+    </w:p>
+    <w:p>
+      <w:pPr>
+        <w:numPr>
+          <w:ilvl w:val="0"/>
+          <w:numId w:val="1002"/>
+        </w:numPr>
+        <w:pStyle w:val="Compact"/>
+      </w:pPr>
+      <w:r>
+        <w:t xml:space="preserve">(High) With $100 and a price list, decide what to buy, what to skip, and what to save, and justify the plan in three sentences that name a need, a want, and a value.</w:t>
       </w:r>
     </w:p>
     <w:p>
@@ -310,7 +328,7 @@
       <w:pPr>
         <w:numPr>
           <w:ilvl w:val="0"/>
-          <w:numId w:val="1002"/>
+          <w:numId w:val="1003"/>
         </w:numPr>
         <w:pStyle w:val="Compact"/>
       </w:pPr>
@@ -337,7 +355,7 @@
       <w:pPr>
         <w:numPr>
           <w:ilvl w:val="0"/>
-          <w:numId w:val="1002"/>
+          <w:numId w:val="1003"/>
         </w:numPr>
         <w:pStyle w:val="Compact"/>
       </w:pPr>
@@ -349,7 +367,7 @@
       <w:pPr>
         <w:numPr>
           <w:ilvl w:val="0"/>
-          <w:numId w:val="1002"/>
+          <w:numId w:val="1003"/>
         </w:numPr>
         <w:pStyle w:val="Compact"/>
       </w:pPr>
@@ -361,7 +379,7 @@
       <w:pPr>
         <w:numPr>
           <w:ilvl w:val="0"/>
-          <w:numId w:val="1002"/>
+          <w:numId w:val="1003"/>
         </w:numPr>
         <w:pStyle w:val="Compact"/>
       </w:pPr>
@@ -382,7 +400,7 @@
       <w:pPr>
         <w:numPr>
           <w:ilvl w:val="0"/>
-          <w:numId w:val="1002"/>
+          <w:numId w:val="1003"/>
         </w:numPr>
         <w:pStyle w:val="Compact"/>
       </w:pPr>
@@ -394,7 +412,7 @@
       <w:pPr>
         <w:numPr>
           <w:ilvl w:val="0"/>
-          <w:numId w:val="1002"/>
+          <w:numId w:val="1003"/>
         </w:numPr>
         <w:pStyle w:val="Compact"/>
       </w:pPr>
@@ -851,49 +869,85 @@
       <w:r>
         <w:t xml:space="preserve">Monitor understanding:</w:t>
       </w:r>
-      <w:r>
-        <w:t xml:space="preserve"> </w:t>
-      </w:r>
-      <w:r>
-        <w:t xml:space="preserve">- What is the test sentence? Say it without looking.</w:t>
-      </w:r>
-      <w:r>
-        <w:t xml:space="preserve"> </w:t>
-      </w:r>
-      <w:r>
-        <w:t xml:space="preserve">- Give me one item that is a need for one person and a want for another. What makes the difference?</w:t>
-      </w:r>
-      <w:r>
-        <w:t xml:space="preserve"> </w:t>
-      </w:r>
-      <w:r>
-        <w:t xml:space="preserve">- You put sneakers in gray zone. Which sneakers, and for what?</w:t>
-      </w:r>
-    </w:p>
-    <w:p>
-      <w:pPr>
-        <w:pStyle w:val="BodyText"/>
+    </w:p>
+    <w:p>
+      <w:pPr>
+        <w:numPr>
+          <w:ilvl w:val="0"/>
+          <w:numId w:val="1004"/>
+        </w:numPr>
+        <w:pStyle w:val="Compact"/>
+      </w:pPr>
+      <w:r>
+        <w:t xml:space="preserve">What is the test sentence? Say it without looking.</w:t>
+      </w:r>
+    </w:p>
+    <w:p>
+      <w:pPr>
+        <w:numPr>
+          <w:ilvl w:val="0"/>
+          <w:numId w:val="1004"/>
+        </w:numPr>
+        <w:pStyle w:val="Compact"/>
+      </w:pPr>
+      <w:r>
+        <w:t xml:space="preserve">Give me one item that is a need for one person and a want for another. What makes the difference?</w:t>
+      </w:r>
+    </w:p>
+    <w:p>
+      <w:pPr>
+        <w:numPr>
+          <w:ilvl w:val="0"/>
+          <w:numId w:val="1004"/>
+        </w:numPr>
+        <w:pStyle w:val="Compact"/>
+      </w:pPr>
+      <w:r>
+        <w:t xml:space="preserve">You put sneakers in gray zone. Which sneakers, and for what?</w:t>
+      </w:r>
+    </w:p>
+    <w:p>
+      <w:pPr>
+        <w:pStyle w:val="FirstParagraph"/>
       </w:pPr>
       <w:r>
         <w:t xml:space="preserve">Deepen learning:</w:t>
       </w:r>
-      <w:r>
-        <w:t xml:space="preserve"> </w:t>
-      </w:r>
-      <w:r>
-        <w:t xml:space="preserve">- Ads try to move wants into the need column. Name one ad that did that to you this week.</w:t>
-      </w:r>
-      <w:r>
-        <w:t xml:space="preserve"> </w:t>
-      </w:r>
-      <w:r>
-        <w:t xml:space="preserve">- If your family had less money next month, which of your wants would go first? Which need would you protect last?</w:t>
-      </w:r>
-      <w:r>
-        <w:t xml:space="preserve"> </w:t>
-      </w:r>
-      <w:r>
-        <w:t xml:space="preserve">- Is saving a need, a want, or something else?</w:t>
+    </w:p>
+    <w:p>
+      <w:pPr>
+        <w:numPr>
+          <w:ilvl w:val="0"/>
+          <w:numId w:val="1005"/>
+        </w:numPr>
+        <w:pStyle w:val="Compact"/>
+      </w:pPr>
+      <w:r>
+        <w:t xml:space="preserve">Ads try to move wants into the need column. Name one ad that did that to you this week.</w:t>
+      </w:r>
+    </w:p>
+    <w:p>
+      <w:pPr>
+        <w:numPr>
+          <w:ilvl w:val="0"/>
+          <w:numId w:val="1005"/>
+        </w:numPr>
+        <w:pStyle w:val="Compact"/>
+      </w:pPr>
+      <w:r>
+        <w:t xml:space="preserve">If your family had less money next month, which of your wants would go first? Which need would you protect last?</w:t>
+      </w:r>
+    </w:p>
+    <w:p>
+      <w:pPr>
+        <w:numPr>
+          <w:ilvl w:val="0"/>
+          <w:numId w:val="1005"/>
+        </w:numPr>
+        <w:pStyle w:val="Compact"/>
+      </w:pPr>
+      <w:r>
+        <w:t xml:space="preserve">Is saving a need, a want, or something else?</w:t>
       </w:r>
     </w:p>
     <w:p>
@@ -1066,7 +1120,7 @@
       <w:pPr>
         <w:numPr>
           <w:ilvl w:val="0"/>
-          <w:numId w:val="1003"/>
+          <w:numId w:val="1006"/>
         </w:numPr>
         <w:pStyle w:val="Compact"/>
       </w:pPr>
@@ -1120,7 +1174,7 @@
       <w:pPr>
         <w:numPr>
           <w:ilvl w:val="0"/>
-          <w:numId w:val="1003"/>
+          <w:numId w:val="1006"/>
         </w:numPr>
         <w:pStyle w:val="Compact"/>
       </w:pPr>
@@ -1132,7 +1186,7 @@
       <w:pPr>
         <w:numPr>
           <w:ilvl w:val="0"/>
-          <w:numId w:val="1003"/>
+          <w:numId w:val="1006"/>
         </w:numPr>
         <w:pStyle w:val="Compact"/>
       </w:pPr>
@@ -1144,7 +1198,7 @@
       <w:pPr>
         <w:numPr>
           <w:ilvl w:val="0"/>
-          <w:numId w:val="1003"/>
+          <w:numId w:val="1006"/>
         </w:numPr>
         <w:pStyle w:val="Compact"/>
       </w:pPr>
@@ -1168,7 +1222,7 @@
       <w:pPr>
         <w:numPr>
           <w:ilvl w:val="0"/>
-          <w:numId w:val="1003"/>
+          <w:numId w:val="1006"/>
         </w:numPr>
         <w:pStyle w:val="Compact"/>
       </w:pPr>
@@ -1180,7 +1234,7 @@
       <w:pPr>
         <w:numPr>
           <w:ilvl w:val="0"/>
-          <w:numId w:val="1003"/>
+          <w:numId w:val="1006"/>
         </w:numPr>
         <w:pStyle w:val="Compact"/>
       </w:pPr>
@@ -1490,7 +1544,7 @@
       <w:pPr>
         <w:numPr>
           <w:ilvl w:val="0"/>
-          <w:numId w:val="1004"/>
+          <w:numId w:val="1007"/>
         </w:numPr>
         <w:pStyle w:val="Compact"/>
       </w:pPr>
@@ -1514,7 +1568,7 @@
       <w:pPr>
         <w:numPr>
           <w:ilvl w:val="0"/>
-          <w:numId w:val="1004"/>
+          <w:numId w:val="1007"/>
         </w:numPr>
         <w:pStyle w:val="Compact"/>
       </w:pPr>
@@ -1526,7 +1580,7 @@
       <w:pPr>
         <w:numPr>
           <w:ilvl w:val="0"/>
-          <w:numId w:val="1004"/>
+          <w:numId w:val="1007"/>
         </w:numPr>
         <w:pStyle w:val="Compact"/>
       </w:pPr>
@@ -1550,7 +1604,7 @@
       <w:pPr>
         <w:numPr>
           <w:ilvl w:val="0"/>
-          <w:numId w:val="1004"/>
+          <w:numId w:val="1007"/>
         </w:numPr>
         <w:pStyle w:val="Compact"/>
       </w:pPr>
@@ -1562,7 +1616,7 @@
       <w:pPr>
         <w:numPr>
           <w:ilvl w:val="0"/>
-          <w:numId w:val="1004"/>
+          <w:numId w:val="1007"/>
         </w:numPr>
         <w:pStyle w:val="Compact"/>
       </w:pPr>
@@ -1608,7 +1662,7 @@
       <w:pPr>
         <w:numPr>
           <w:ilvl w:val="0"/>
-          <w:numId w:val="1005"/>
+          <w:numId w:val="1008"/>
         </w:numPr>
         <w:pStyle w:val="Compact"/>
       </w:pPr>
@@ -1620,7 +1674,7 @@
       <w:pPr>
         <w:numPr>
           <w:ilvl w:val="0"/>
-          <w:numId w:val="1005"/>
+          <w:numId w:val="1008"/>
         </w:numPr>
         <w:pStyle w:val="Compact"/>
       </w:pPr>
@@ -1644,7 +1698,7 @@
       <w:pPr>
         <w:numPr>
           <w:ilvl w:val="0"/>
-          <w:numId w:val="1005"/>
+          <w:numId w:val="1008"/>
         </w:numPr>
         <w:pStyle w:val="Compact"/>
       </w:pPr>
@@ -1656,7 +1710,7 @@
       <w:pPr>
         <w:numPr>
           <w:ilvl w:val="0"/>
-          <w:numId w:val="1005"/>
+          <w:numId w:val="1008"/>
         </w:numPr>
         <w:pStyle w:val="Compact"/>
       </w:pPr>
@@ -1668,7 +1722,7 @@
       <w:pPr>
         <w:numPr>
           <w:ilvl w:val="0"/>
-          <w:numId w:val="1005"/>
+          <w:numId w:val="1008"/>
         </w:numPr>
         <w:pStyle w:val="Compact"/>
       </w:pPr>
@@ -1964,6 +2018,118 @@
       </w:pPr>
     </w:lvl>
   </w:abstractNum>
+  <w:abstractNum w:abstractNumId="99411">
+    <w:nsid w:val="71315dca"/>
+    <w:multiLevelType w:val="multilevel"/>
+    <w:lvl w:ilvl="0">
+      <w:start w:val="1"/>
+      <w:numFmt w:val="decimal"/>
+      <w:lvlText w:val="%1."/>
+      <w:lvlJc w:val="left"/>
+      <w:pPr>
+        <w:tabs>
+          <w:tab w:val="num" w:pos="0"/>
+        </w:tabs>
+        <w:ind w:left="480" w:hanging="480"/>
+      </w:pPr>
+    </w:lvl>
+    <w:lvl w:ilvl="1">
+      <w:start w:val="1"/>
+      <w:numFmt w:val="decimal"/>
+      <w:lvlText w:val="%2."/>
+      <w:lvlJc w:val="left"/>
+      <w:pPr>
+        <w:tabs>
+          <w:tab w:val="num" w:pos="720"/>
+        </w:tabs>
+        <w:ind w:left="1200" w:hanging="480"/>
+      </w:pPr>
+    </w:lvl>
+    <w:lvl w:ilvl="2">
+      <w:start w:val="1"/>
+      <w:numFmt w:val="decimal"/>
+      <w:lvlText w:val="%3."/>
+      <w:lvlJc w:val="left"/>
+      <w:pPr>
+        <w:tabs>
+          <w:tab w:val="num" w:pos="1440"/>
+        </w:tabs>
+        <w:ind w:left="1920" w:hanging="480"/>
+      </w:pPr>
+    </w:lvl>
+    <w:lvl w:ilvl="3">
+      <w:start w:val="1"/>
+      <w:numFmt w:val="decimal"/>
+      <w:lvlText w:val="%4."/>
+      <w:lvlJc w:val="left"/>
+      <w:pPr>
+        <w:tabs>
+          <w:tab w:val="num" w:pos="2160"/>
+        </w:tabs>
+        <w:ind w:left="2640" w:hanging="480"/>
+      </w:pPr>
+    </w:lvl>
+    <w:lvl w:ilvl="4">
+      <w:start w:val="1"/>
+      <w:numFmt w:val="decimal"/>
+      <w:lvlText w:val="%5."/>
+      <w:lvlJc w:val="left"/>
+      <w:pPr>
+        <w:tabs>
+          <w:tab w:val="num" w:pos="2880"/>
+        </w:tabs>
+        <w:ind w:left="3360" w:hanging="480"/>
+      </w:pPr>
+    </w:lvl>
+    <w:lvl w:ilvl="5">
+      <w:start w:val="1"/>
+      <w:numFmt w:val="decimal"/>
+      <w:lvlText w:val="%6."/>
+      <w:lvlJc w:val="left"/>
+      <w:pPr>
+        <w:tabs>
+          <w:tab w:val="num" w:pos="3600"/>
+        </w:tabs>
+        <w:ind w:left="4080" w:hanging="480"/>
+      </w:pPr>
+    </w:lvl>
+    <w:lvl w:ilvl="6">
+      <w:start w:val="1"/>
+      <w:numFmt w:val="decimal"/>
+      <w:lvlText w:val="%7."/>
+      <w:lvlJc w:val="left"/>
+      <w:pPr>
+        <w:tabs>
+          <w:tab w:val="num" w:pos="4320"/>
+        </w:tabs>
+        <w:ind w:left="4800" w:hanging="480"/>
+      </w:pPr>
+    </w:lvl>
+    <w:lvl w:ilvl="7">
+      <w:start w:val="1"/>
+      <w:numFmt w:val="decimal"/>
+      <w:lvlText w:val="%8."/>
+      <w:lvlJc w:val="left"/>
+      <w:pPr>
+        <w:tabs>
+          <w:tab w:val="num" w:pos="5040"/>
+        </w:tabs>
+        <w:ind w:left="5520" w:hanging="480"/>
+      </w:pPr>
+    </w:lvl>
+    <w:lvl w:ilvl="8">
+      <w:start w:val="1"/>
+      <w:numFmt w:val="decimal"/>
+      <w:lvlText w:val="%9."/>
+      <w:lvlJc w:val="left"/>
+      <w:pPr>
+        <w:tabs>
+          <w:tab w:val="num" w:pos="5760"/>
+        </w:tabs>
+        <w:ind w:left="6240" w:hanging="480"/>
+      </w:pPr>
+    </w:lvl>
+  </w:abstractNum>
   <w:num w:numId="1000">
     <w:abstractNumId w:val="990"/>
   </w:num>
@@ -1971,7 +2137,34 @@
     <w:abstractNumId w:val="991"/>
   </w:num>
   <w:num w:numId="1002">
-    <w:abstractNumId w:val="991"/>
+    <w:abstractNumId w:val="99411"/>
+    <w:lvlOverride w:ilvl="0">
+      <w:startOverride w:val="1"/>
+    </w:lvlOverride>
+    <w:lvlOverride w:ilvl="1">
+      <w:startOverride w:val="1"/>
+    </w:lvlOverride>
+    <w:lvlOverride w:ilvl="2">
+      <w:startOverride w:val="1"/>
+    </w:lvlOverride>
+    <w:lvlOverride w:ilvl="3">
+      <w:startOverride w:val="1"/>
+    </w:lvlOverride>
+    <w:lvlOverride w:ilvl="4">
+      <w:startOverride w:val="1"/>
+    </w:lvlOverride>
+    <w:lvlOverride w:ilvl="5">
+      <w:startOverride w:val="1"/>
+    </w:lvlOverride>
+    <w:lvlOverride w:ilvl="6">
+      <w:startOverride w:val="1"/>
+    </w:lvlOverride>
+    <w:lvlOverride w:ilvl="7">
+      <w:startOverride w:val="1"/>
+    </w:lvlOverride>
+    <w:lvlOverride w:ilvl="8">
+      <w:startOverride w:val="1"/>
+    </w:lvlOverride>
   </w:num>
   <w:num w:numId="1003">
     <w:abstractNumId w:val="991"/>
@@ -1980,6 +2173,15 @@
     <w:abstractNumId w:val="991"/>
   </w:num>
   <w:num w:numId="1005">
+    <w:abstractNumId w:val="991"/>
+  </w:num>
+  <w:num w:numId="1006">
+    <w:abstractNumId w:val="991"/>
+  </w:num>
+  <w:num w:numId="1007">
+    <w:abstractNumId w:val="991"/>
+  </w:num>
+  <w:num w:numId="1008">
     <w:abstractNumId w:val="991"/>
   </w:num>
 </w:numbering>

--- a/downloads/teacher/04 Units/Unit 02 - Individual Growth and Life Readiness - Me, My Goals, My Money/Lesson 02.07 - Needs vs Wants Showdown.docx
+++ b/downloads/teacher/04 Units/Unit 02 - Individual Growth and Life Readiness - Me, My Goals, My Money/Lesson 02.07 - Needs vs Wants Showdown.docx
@@ -417,7 +417,7 @@
         <w:pStyle w:val="Compact"/>
       </w:pPr>
       <w:r>
-        <w:t xml:space="preserve">Setup notes: cut the card sets the day before; 12 sets covers a class of 24. Prices on the $100 sheet are Long Island prices for 2026 and marked [update]. No food handled today.</w:t>
+        <w:t xml:space="preserve">Setup notes: cut the card sets the day before; 12 sets covers a class of 24. Prices on the $100 sheet are Long Island prices for 2026 and to be refreshed before teaching. No food handled today.</w:t>
       </w:r>
     </w:p>
     <w:p>
@@ -821,7 +821,7 @@
               <w:t xml:space="preserve">“</w:t>
             </w:r>
             <w:r>
-              <w:t xml:space="preserve">Bus pass for the month, $60 [update], need, because I cannot get to school without it.</w:t>
+              <w:t xml:space="preserve">Bus pass for the month, $60, need, because I cannot get to school without it.</w:t>
             </w:r>
             <w:r>
               <w:t xml:space="preserve">”</w:t>
@@ -1621,19 +1621,7 @@
         <w:pStyle w:val="Compact"/>
       </w:pPr>
       <w:r>
-        <w:t xml:space="preserve">Sal’s own materials: the Needs vs Wants Showdown packet (Brentwood South, 2026,</w:t>
-      </w:r>
-      <w:r>
-        <w:t xml:space="preserve"> </w:t>
-      </w:r>
-      <w:r>
-        <w:rPr>
-          <w:rStyle w:val="VerbatimChar"/>
-        </w:rPr>
-        <w:t xml:space="preserve">Lesson Dups/Unit_4_Financial_Literacy/education_teachingwork_needs_vs_wants_showdown_2026_04.docx</w:t>
-      </w:r>
-      <w:r>
-        <w:t xml:space="preserve">) supplied the gray zone idea (</w:t>
+        <w:t xml:space="preserve">My own materials: the Needs vs Wants Showdown packet supplied the gray zone idea (</w:t>
       </w:r>
       <w:r>
         <w:t xml:space="preserve">“</w:t>
@@ -1716,21 +1704,6 @@
       </w:pPr>
       <w:r>
         <w:t xml:space="preserve">The $100 sheet is the first draft of the budget thinking that Lesson 2.9 builds on and Project 02 revises. Keep the sheets in the FACS folders.</w:t>
-      </w:r>
-    </w:p>
-    <w:p>
-      <w:pPr>
-        <w:numPr>
-          <w:ilvl w:val="0"/>
-          <w:numId w:val="1008"/>
-        </w:numPr>
-        <w:pStyle w:val="Compact"/>
-      </w:pPr>
-      <w:r>
-        <w:rPr>
-          <w:rStyle w:val="TeacherNote"/>
-        </w:rPr>
-        <w:t xml:space="preserve">[Sal: your Brentwood version used a Saturday at the mall story with $50. If that story worked, tell it in Step 1 instead of the coat example.]</w:t>
       </w:r>
     </w:p>
     <w:sectPr>
